--- a/OBE_Course_Manager_User_Guide.docx
+++ b/OBE_Course_Manager_User_Guide.docx
@@ -63,7 +63,7 @@
           <w:color w:val="083A32"/>
           <w:sz w:val="24"/>
         </w:rPr>
-        <w:t>Version 2.22  ·  August 2026</w:t>
+        <w:t>Version 2.24  ·  August 2026</w:t>
       </w:r>
     </w:p>
     <w:p>
@@ -1763,7 +1763,7 @@
           <w:color w:val="1F2A28"/>
           <w:sz w:val="22"/>
         </w:rPr>
-        <w:t>Go to Data &amp; Backup → File &amp; Backups and press one of the four demonstration buttons. A complete course appears — outcomes, marks, attainment, documents, everything. Click through every Section. Nothing you do here can harm anything.</w:t>
+        <w:t>Go to Data &amp; Backup → File &amp; Backups and press one of the four demonstration buttons. A complete course appears — outcomes, marks, attainment, documents, everything — with its cards already open so you can read it rather than hunt through it. Click through every Section. Nothing you do here can harm anything.</w:t>
       </w:r>
     </w:p>
     <w:p>
@@ -5889,7 +5889,7 @@
           <w:color w:val="1F2A28"/>
           <w:sz w:val="22"/>
         </w:rPr>
-        <w:t>The CQI Section runs top to bottom in four movements. A sticky bar jumps between them, and each card collapses to a one-line status so the collapsed view works as a progress board. Expand all and Collapse all sit beside the guidance card in every Section that holds folded cards, and whatever you leave open is remembered.</w:t>
+        <w:t>The CQI Section runs top to bottom in four movements. A sticky bar jumps between them, and each card collapses to a one-line status so the collapsed view works as a progress board. Expand all and Collapse all sit beside the guidance card in the seven Sections that hold folded cards — the Dashboard, COs, T&amp;L, Assessments, CA, CQI and Data &amp; Backup — and whatever you leave open is remembered between sessions.</w:t>
       </w:r>
     </w:p>
     <w:p>

--- a/OBE_Course_Manager_User_Guide.docx
+++ b/OBE_Course_Manager_User_Guide.docx
@@ -63,7 +63,7 @@
           <w:color w:val="083A32"/>
           <w:sz w:val="24"/>
         </w:rPr>
-        <w:t>Version 2.24  ·  August 2026</w:t>
+        <w:t>Version 2.36  ·  September 2026</w:t>
       </w:r>
     </w:p>
     <w:p>
@@ -2561,7 +2561,7 @@
           <w:color w:val="1F2A28"/>
           <w:sz w:val="22"/>
         </w:rPr>
-        <w:t>Instead, go to Data &amp; Backup → File &amp; Backups. In the card headed Work on a File, choose Save to New File. Pick a folder that syncs to OneDrive, Google Drive or Dropbox. Every change you make is now written to that file, and the file is backed up by your cloud service.</w:t>
+        <w:t>Instead, use the File menu at the top right — it always reads “File”, whatever is open — and choose Save to New File. The same actions are in Data &amp; Backup → File &amp; Backups, in the card headed Work on a File. Pick a folder that syncs to OneDrive, Google Drive or Dropbox. Every change you make is now written to that file, and the file is backed up by your cloud service.</w:t>
       </w:r>
     </w:p>
     <w:p>
@@ -2830,7 +2830,7 @@
                 <w:color w:val="1F2A28"/>
                 <w:sz w:val="19"/>
               </w:rPr>
-              <w:t>Signatory titles — Head of the Department, OBE Programme Coordinator, Vetter, Moderator, Specialization Committee, Convener</w:t>
+              <w:t>Grading policy — a Numerical Value / Letter Grade / Grade Point table, rows addable and deletable, shipped with the standard ten-grade scale. Signatory titles — Head of the Department, OBE Programme Coordinator, Vetter, Moderator, Specialization Committee, Convener</w:t>
             </w:r>
           </w:p>
         </w:tc>
@@ -2870,7 +2870,7 @@
                 <w:color w:val="1F2A28"/>
                 <w:sz w:val="19"/>
               </w:rPr>
-              <w:t>Default pass marks, KPI, KPI target and the direct/indirect weighting</w:t>
+              <w:t>The default pass marks, KPI, KPI target and direct/indirect weighting</w:t>
             </w:r>
           </w:p>
         </w:tc>
@@ -3220,7 +3220,7 @@
                 <w:color w:val="1F2A28"/>
                 <w:sz w:val="19"/>
               </w:rPr>
-              <w:t>46 suggested, editable per course</w:t>
+              <w:t>a selectable set — BAETE’s 46 suggested indicators, the 35-indicator ME_Type1 set, or your own</w:t>
             </w:r>
           </w:p>
         </w:tc>
@@ -3589,6 +3589,19 @@
           <w:sz w:val="22"/>
         </w:rPr>
         <w:t>Press ⇄ Framework transition in the COs Section. The tool drafts one row per CO on the CO Modification Request Form, showing the approved entry beside its Version 3 restatement, with the reason already written. Take that form to your committee.</w:t>
+      </w:r>
+    </w:p>
+    <w:p>
+      <w:pPr>
+        <w:pStyle w:val="Heading3"/>
+      </w:pPr>
+      <w:r>
+        <w:t>If your Version 2.2 course is only in Word</w:t>
+      </w:r>
+    </w:p>
+    <w:p>
+      <w:r>
+        <w:t xml:space="preserve">You do not need to build the old course here first. From the File menu at the top right — or the Welcome card, or the Dashboard — press Start from a Version 2.2 Course Outline. Fill in the course details — code, title, credit hours, semester, programme, section, cohort and teacher, the same nine fields as Course Info — then say whether the outline follows Version 2.2 or Version 3 and which PO Indicator set your programme reports against — that one is a departmental decision, so ask your OBE coordinator if you are unsure; your answer is remembered — and fill one table — a row per CO with the statement, the PO number, the BT domain and level, and the Knowledge Profile, Complex Problem Solving, Complex Engineering Activities and SDG numbers. Type the rows, or download the CSV template, fill it in a spreadsheet and import it. Every cell is checked against the version you chose, and each problem is named — by field for the course details, by CO for the rows — before anything is built; the button stays disabled until the list is empty. Section is the one field you may leave blank, for a course that has no sections. In the attribute cells you may type a range — 1-7 selects all seven complex-problem attributes, 1-5 all five complex-activity ones. Then a card with three steps appears above your COs. Copy the conversion prompt and run it in ChatGPT, Claude, Gemini or any AI tool — it carries your COs, the Version 3 statements, the attribute descriptors, your programme's indicator set, the SDG list and the rules, and asks for one line per CO. Paste the answer back, and OCM fills a review table: the proposed statement, PO with indicators, WK/WP/EA and SDGs for each CO. OCM then checks every row itself — a CO wrongly sent to PO7, WP without WP1, SDGs on the wrong PO, an indicator outside the set, a raised level, a verb that cannot be measured — and tints the row red or amber. Edit a row with the pencil; untick a CO to leave it out. Press Draft committee rows and print the CO Modification Request Form. Once it is approved, press Accept and start the Version 3 course. A new course appears on Version 3 with the accepted wording, mappings, attributes, indicators and SDG claims; the Version 2.2 record stays exactly as it was, as the Existing side of the form. A Version 3 outline entered in the same table becomes a Version 3 course at once, with no conversion step.</w:t>
       </w:r>
     </w:p>
     <w:p>
@@ -4590,7 +4603,7 @@
           <w:color w:val="1F2A28"/>
           <w:sz w:val="22"/>
         </w:rPr>
-        <w:t>Under Version 3 you can also tick Performance Indicators — the more specific statements underneath each PO. There are 46 suggested ones. They print in the Course Outline and the Course Specifications.</w:t>
+        <w:t>Under Version 3 you can also tick Performance Indicators — the more specific statements underneath each PO. Which list you tick against is your choice: the card offers BAETE’s 46 suggested indicators, a 35-indicator mechanical-engineering set (ME_Type1), or any set your own programme has written. BAETE publishes its list as suggested, not prescribed, and expects a programme to adapt it. To supply your own, download the CSV template, fill it in a spreadsheet and import it — it then becomes available to every course. Your course keeps its own copy of whichever set it started from, so a later revision to the department set never rewrites an outline you have already had approved. Changing set clears the indicator ticks, because they are recorded by position. Indicators are labelled by PO number and letter — 1a, 2c, 3b. Every PO you map a CO to should carry at least one of its indicators: the one the outcome contributes to most. The indicator does not have to sit at your CO's Bloom level — an indicator says what the programme expects of a graduate, and one course contributes a part of it. If no indicator of a PO is served at all, the PO mapping itself is the thing to reconsider. On the Course Outline they print inside the PO column of §13, as “PO3 (3a, 3c)”; the Course Specifications carry the full table. The set name prints on both.</w:t>
       </w:r>
     </w:p>
     <w:p>
@@ -4833,7 +4846,7 @@
                 <w:color w:val="1F2A28"/>
                 <w:sz w:val="19"/>
               </w:rPr>
-              <w:t>What makes the problem hard: depth of knowledge required, conflicting requirements, depth of analysis, familiarity, the range of stakeholders, interdependence, and judgement. WP1 is the gateway — without it the problem is not complex.</w:t>
+              <w:t>What makes the problem hard: depth of knowledge required, conflicting requirements, depth of analysis, familiarity, the range of stakeholders, interdependence, and judgement. BAETE Table 6.2 defines a complex problem as WP1 and some or all of WP2–WP7, so WP1 on its own is not one. The PO statements decide where these attributes belong: PO1–PO6 are written in terms of complex engineering problems, PO9 in terms of complex engineering activities, and the remaining POs mention neither. The prompt proposes what each outcome will CLAIM, not what your assessments already prove — you design the semester to match the claim, and OCM audits the evidence later, question by question. So a CO mapped to PO1–PO6 is normally given WP1 and at least one more. There is one hard limit: nothing is solved below Apply, so an outcome at C1 or C2 carries no complex-problem attribute at all (complex ACTIVITIES are different — a report can be comprehended, so EA is not affected). What happens to such an outcome is your department's choice, set in Setup: leave it as written and let the committee see it, or require Apply (C3) and let the conversion raise it — in which case the new level is printed on the CO Modification Request Form for the committee to sign, and your questions that semester must reach it. A course that maps those POs and claims a complex problem nowhere is making a claim it cannot support.</w:t>
             </w:r>
           </w:p>
         </w:tc>
@@ -6239,7 +6252,7 @@
                 <w:color w:val="1F2A28"/>
                 <w:sz w:val="19"/>
               </w:rPr>
-              <w:t>Given to students. Outcomes, mapping, §14 attributes, indicators, assessment shares, the weekly plan.</w:t>
+              <w:t>Given to students. Outcomes with their POs and indicators, §14 attributes with the SDG column, assessment shares, the weekly plan. Follows the departmental Version 3 template.</w:t>
             </w:r>
           </w:p>
         </w:tc>

--- a/OBE_Course_Manager_User_Guide.docx
+++ b/OBE_Course_Manager_User_Guide.docx
@@ -63,7 +63,7 @@
           <w:color w:val="083A32"/>
           <w:sz w:val="24"/>
         </w:rPr>
-        <w:t>Version 2.36  ·  September 2026</w:t>
+        <w:t>Version 2.37  ·  September 2026</w:t>
       </w:r>
     </w:p>
     <w:p>
@@ -2561,7 +2561,7 @@
           <w:color w:val="1F2A28"/>
           <w:sz w:val="22"/>
         </w:rPr>
-        <w:t>Instead, use the File menu at the top right — it always reads “File”, whatever is open — and choose Save to New File. The same actions are in Data &amp; Backup → File &amp; Backups, in the card headed Work on a File. Pick a folder that syncs to OneDrive, Google Drive or Dropbox. Every change you make is now written to that file, and the file is backed up by your cloud service.</w:t>
+        <w:t>Instead, use the File menu at the top right — it always reads “File”, whatever is open — and choose Save to New File. The same actions are in Data &amp; Backup → File &amp; Backups, in the card headed Work on a File. Pick a folder that syncs to OneDrive, Google Drive or Dropbox. Or choose Open from Google Drive… / Save to Google Drive as… in the same menu: Google’s own file picker opens, the file lives in your Drive (or a folder your department shares), and OCM checks before every save that nobody else has changed it in between — if they have, it stops and asks instead of overwriting. Google Drive needs the hosted copy at mazhar17.github.io/ocm; the offline file on disk cannot sign in. Every change you make is now written to that file, and the file is backed up by your cloud service.</w:t>
       </w:r>
     </w:p>
     <w:p>
